--- a/Audit Consent Letter-2025-2026.docx
+++ b/Audit Consent Letter-2025-2026.docx
@@ -1,6 +1,6 @@
 
 <file path=word/document.xml><?xml version="1.0" encoding="utf-8"?>
-<w:document xmlns:wpc="http://schemas.microsoft.com/office/word/2010/wordprocessingCanvas" xmlns:cx="http://schemas.microsoft.com/office/drawing/2014/chartex" xmlns:mc="http://schemas.openxmlformats.org/markup-compatibility/2006" xmlns:o="urn:schemas-microsoft-com:office:office" xmlns:r="http://schemas.openxmlformats.org/officeDocument/2006/relationships" xmlns:m="http://schemas.openxmlformats.org/officeDocument/2006/math" xmlns:v="urn:schemas-microsoft-com:vml" xmlns:wp14="http://schemas.microsoft.com/office/word/2010/wordprocessingDrawing" xmlns:wp="http://schemas.openxmlformats.org/drawingml/2006/wordprocessingDrawing" xmlns:w10="urn:schemas-microsoft-com:office:word" xmlns:w="http://schemas.openxmlformats.org/wordprocessingml/2006/main" xmlns:w14="http://schemas.microsoft.com/office/word/2010/wordml" xmlns:w15="http://schemas.microsoft.com/office/word/2012/wordml" xmlns:w16se="http://schemas.microsoft.com/office/word/2015/wordml/symex" xmlns:wpg="http://schemas.microsoft.com/office/word/2010/wordprocessingGroup" xmlns:wpi="http://schemas.microsoft.com/office/word/2010/wordprocessingInk" xmlns:wne="http://schemas.microsoft.com/office/word/2006/wordml" xmlns:wps="http://schemas.microsoft.com/office/word/2010/wordprocessingShape" mc:Ignorable="w14 w15 w16se wp14">
+<w:document xmlns:wpc="http://schemas.microsoft.com/office/word/2010/wordprocessingCanvas" xmlns:cx="http://schemas.microsoft.com/office/drawing/2014/chartex" xmlns:cx1="http://schemas.microsoft.com/office/drawing/2015/9/8/chartex" xmlns:cx2="http://schemas.microsoft.com/office/drawing/2015/10/21/chartex" xmlns:cx3="http://schemas.microsoft.com/office/drawing/2016/5/9/chartex" xmlns:cx4="http://schemas.microsoft.com/office/drawing/2016/5/10/chartex" xmlns:cx5="http://schemas.microsoft.com/office/drawing/2016/5/11/chartex" xmlns:cx6="http://schemas.microsoft.com/office/drawing/2016/5/12/chartex" xmlns:cx7="http://schemas.microsoft.com/office/drawing/2016/5/13/chartex" xmlns:cx8="http://schemas.microsoft.com/office/drawing/2016/5/14/chartex" xmlns:mc="http://schemas.openxmlformats.org/markup-compatibility/2006" xmlns:aink="http://schemas.microsoft.com/office/drawing/2016/ink" xmlns:am3d="http://schemas.microsoft.com/office/drawing/2017/model3d" xmlns:o="urn:schemas-microsoft-com:office:office" xmlns:oel="http://schemas.microsoft.com/office/2019/extlst" xmlns:r="http://schemas.openxmlformats.org/officeDocument/2006/relationships" xmlns:m="http://schemas.openxmlformats.org/officeDocument/2006/math" xmlns:v="urn:schemas-microsoft-com:vml" xmlns:wp14="http://schemas.microsoft.com/office/word/2010/wordprocessingDrawing" xmlns:wp="http://schemas.openxmlformats.org/drawingml/2006/wordprocessingDrawing" xmlns:w10="urn:schemas-microsoft-com:office:word" xmlns:w="http://schemas.openxmlformats.org/wordprocessingml/2006/main" xmlns:w14="http://schemas.microsoft.com/office/word/2010/wordml" xmlns:w15="http://schemas.microsoft.com/office/word/2012/wordml" xmlns:w16cex="http://schemas.microsoft.com/office/word/2018/wordml/cex" xmlns:w16cid="http://schemas.microsoft.com/office/word/2016/wordml/cid" xmlns:w16="http://schemas.microsoft.com/office/word/2018/wordml" xmlns:w16du="http://schemas.microsoft.com/office/word/2023/wordml/word16du" xmlns:w16sdtdh="http://schemas.microsoft.com/office/word/2020/wordml/sdtdatahash" xmlns:w16sdtfl="http://schemas.microsoft.com/office/word/2024/wordml/sdtformatlock" xmlns:w16se="http://schemas.microsoft.com/office/word/2015/wordml/symex" xmlns:wpg="http://schemas.microsoft.com/office/word/2010/wordprocessingGroup" xmlns:wpi="http://schemas.microsoft.com/office/word/2010/wordprocessingInk" xmlns:wne="http://schemas.microsoft.com/office/word/2006/wordml" xmlns:wps="http://schemas.microsoft.com/office/word/2010/wordprocessingShape" mc:Ignorable="w14 w15 w16se w16cid w16 w16cex w16sdtdh w16sdtfl w16du wp14">
   <w:body>
     <w:p>
       <w:pPr>
@@ -52,45 +52,29 @@
           <w:sz w:val="24"/>
           <w:szCs w:val="24"/>
         </w:rPr>
-        <w:t xml:space="preserve">Shree </w:t>
-      </w:r>
-      <w:proofErr w:type="spellStart"/>
+        <w:t xml:space="preserve">Shree Vallabh </w:t>
+      </w:r>
       <w:r>
         <w:rPr>
           <w:sz w:val="24"/>
           <w:szCs w:val="24"/>
         </w:rPr>
-        <w:t>Vallabh</w:t>
-      </w:r>
-      <w:proofErr w:type="spellEnd"/>
+        <w:t xml:space="preserve">Op. </w:t>
+      </w:r>
+      <w:proofErr w:type="gramStart"/>
       <w:r>
         <w:rPr>
           <w:sz w:val="24"/>
           <w:szCs w:val="24"/>
         </w:rPr>
-        <w:t xml:space="preserve"> </w:t>
-      </w:r>
+        <w:t>Housing  Society</w:t>
+      </w:r>
+      <w:proofErr w:type="gramEnd"/>
       <w:r>
         <w:rPr>
           <w:sz w:val="24"/>
           <w:szCs w:val="24"/>
         </w:rPr>
-        <w:t xml:space="preserve">Op. </w:t>
-      </w:r>
-      <w:proofErr w:type="gramStart"/>
-      <w:r>
-        <w:rPr>
-          <w:sz w:val="24"/>
-          <w:szCs w:val="24"/>
-        </w:rPr>
-        <w:t>Housing  Society</w:t>
-      </w:r>
-      <w:proofErr w:type="gramEnd"/>
-      <w:r>
-        <w:rPr>
-          <w:sz w:val="24"/>
-          <w:szCs w:val="24"/>
-        </w:rPr>
         <w:t xml:space="preserve"> Ltd.</w:t>
       </w:r>
     </w:p>
@@ -99,23 +83,7 @@
         <w:spacing w:after="0" w:line="240" w:lineRule="auto"/>
       </w:pPr>
       <w:r>
-        <w:t xml:space="preserve">CTS No. 116 to 118, 125 To 130, </w:t>
-      </w:r>
-      <w:proofErr w:type="spellStart"/>
-      <w:r>
-        <w:t>Pushpa</w:t>
-      </w:r>
-      <w:proofErr w:type="spellEnd"/>
-      <w:r>
-        <w:t xml:space="preserve"> Park, </w:t>
-      </w:r>
-      <w:proofErr w:type="spellStart"/>
-      <w:r>
-        <w:t>Daftary</w:t>
-      </w:r>
-      <w:proofErr w:type="spellEnd"/>
-      <w:r>
-        <w:t xml:space="preserve"> Road</w:t>
+        <w:t>CTS No. 116 to 118, 125 To 130, Pushpa Park, Daftary Road</w:t>
       </w:r>
       <w:r>
         <w:t xml:space="preserve">, </w:t>
@@ -125,13 +93,8 @@
       <w:pPr>
         <w:spacing w:after="0" w:line="240" w:lineRule="auto"/>
       </w:pPr>
-      <w:proofErr w:type="spellStart"/>
-      <w:r>
-        <w:t>Malad</w:t>
-      </w:r>
-      <w:proofErr w:type="spellEnd"/>
-      <w:r>
-        <w:t xml:space="preserve"> </w:t>
+      <w:r>
+        <w:t xml:space="preserve">Malad </w:t>
       </w:r>
       <w:r>
         <w:t>- East, Mumbai - 400 0</w:t>
@@ -748,7 +711,6 @@
               <w:bottom w:val="single" w:sz="4" w:space="0" w:color="auto"/>
               <w:right w:val="single" w:sz="4" w:space="0" w:color="auto"/>
             </w:tcBorders>
-            <w:shd w:val="clear" w:color="auto" w:fill="auto"/>
             <w:hideMark/>
           </w:tcPr>
           <w:p>
@@ -782,7 +744,6 @@
               <w:bottom w:val="single" w:sz="4" w:space="0" w:color="auto"/>
               <w:right w:val="single" w:sz="4" w:space="0" w:color="auto"/>
             </w:tcBorders>
-            <w:shd w:val="clear" w:color="auto" w:fill="auto"/>
             <w:hideMark/>
           </w:tcPr>
           <w:p>
@@ -816,7 +777,6 @@
               <w:bottom w:val="single" w:sz="4" w:space="0" w:color="auto"/>
               <w:right w:val="single" w:sz="4" w:space="0" w:color="auto"/>
             </w:tcBorders>
-            <w:shd w:val="clear" w:color="auto" w:fill="auto"/>
             <w:hideMark/>
           </w:tcPr>
           <w:p>
@@ -850,7 +810,6 @@
               <w:bottom w:val="single" w:sz="4" w:space="0" w:color="auto"/>
               <w:right w:val="single" w:sz="4" w:space="0" w:color="auto"/>
             </w:tcBorders>
-            <w:shd w:val="clear" w:color="auto" w:fill="auto"/>
             <w:hideMark/>
           </w:tcPr>
           <w:p>
@@ -884,7 +843,6 @@
               <w:bottom w:val="single" w:sz="4" w:space="0" w:color="auto"/>
               <w:right w:val="single" w:sz="4" w:space="0" w:color="auto"/>
             </w:tcBorders>
-            <w:shd w:val="clear" w:color="auto" w:fill="auto"/>
             <w:hideMark/>
           </w:tcPr>
           <w:p>
@@ -918,7 +876,6 @@
               <w:bottom w:val="single" w:sz="4" w:space="0" w:color="auto"/>
               <w:right w:val="single" w:sz="4" w:space="0" w:color="auto"/>
             </w:tcBorders>
-            <w:shd w:val="clear" w:color="auto" w:fill="auto"/>
             <w:hideMark/>
           </w:tcPr>
           <w:p>
@@ -951,7 +908,6 @@
               <w:bottom w:val="single" w:sz="4" w:space="0" w:color="auto"/>
               <w:right w:val="single" w:sz="4" w:space="0" w:color="auto"/>
             </w:tcBorders>
-            <w:shd w:val="clear" w:color="auto" w:fill="auto"/>
             <w:hideMark/>
           </w:tcPr>
           <w:p>
@@ -982,79 +938,8 @@
                 <w:sz w:val="18"/>
                 <w:szCs w:val="18"/>
               </w:rPr>
-              <w:t xml:space="preserve"> House </w:t>
+              <w:t xml:space="preserve"> House Pandurang Bhoir Road, Dahisar - West, Gaothan</w:t>
             </w:r>
-            <w:proofErr w:type="spellStart"/>
-            <w:r>
-              <w:rPr>
-                <w:rFonts w:ascii="Calibri" w:eastAsia="Times New Roman" w:hAnsi="Calibri" w:cs="Times New Roman"/>
-                <w:color w:val="000000"/>
-                <w:sz w:val="18"/>
-                <w:szCs w:val="18"/>
-              </w:rPr>
-              <w:t>Pandurang</w:t>
-            </w:r>
-            <w:proofErr w:type="spellEnd"/>
-            <w:r>
-              <w:rPr>
-                <w:rFonts w:ascii="Calibri" w:eastAsia="Times New Roman" w:hAnsi="Calibri" w:cs="Times New Roman"/>
-                <w:color w:val="000000"/>
-                <w:sz w:val="18"/>
-                <w:szCs w:val="18"/>
-              </w:rPr>
-              <w:t xml:space="preserve"> </w:t>
-            </w:r>
-            <w:proofErr w:type="spellStart"/>
-            <w:r>
-              <w:rPr>
-                <w:rFonts w:ascii="Calibri" w:eastAsia="Times New Roman" w:hAnsi="Calibri" w:cs="Times New Roman"/>
-                <w:color w:val="000000"/>
-                <w:sz w:val="18"/>
-                <w:szCs w:val="18"/>
-              </w:rPr>
-              <w:t>Bhoir</w:t>
-            </w:r>
-            <w:proofErr w:type="spellEnd"/>
-            <w:r>
-              <w:rPr>
-                <w:rFonts w:ascii="Calibri" w:eastAsia="Times New Roman" w:hAnsi="Calibri" w:cs="Times New Roman"/>
-                <w:color w:val="000000"/>
-                <w:sz w:val="18"/>
-                <w:szCs w:val="18"/>
-              </w:rPr>
-              <w:t xml:space="preserve"> Road, </w:t>
-            </w:r>
-            <w:proofErr w:type="spellStart"/>
-            <w:r>
-              <w:rPr>
-                <w:rFonts w:ascii="Calibri" w:eastAsia="Times New Roman" w:hAnsi="Calibri" w:cs="Times New Roman"/>
-                <w:color w:val="000000"/>
-                <w:sz w:val="18"/>
-                <w:szCs w:val="18"/>
-              </w:rPr>
-              <w:t>Dahisar</w:t>
-            </w:r>
-            <w:proofErr w:type="spellEnd"/>
-            <w:r>
-              <w:rPr>
-                <w:rFonts w:ascii="Calibri" w:eastAsia="Times New Roman" w:hAnsi="Calibri" w:cs="Times New Roman"/>
-                <w:color w:val="000000"/>
-                <w:sz w:val="18"/>
-                <w:szCs w:val="18"/>
-              </w:rPr>
-              <w:t xml:space="preserve"> - West, </w:t>
-            </w:r>
-            <w:proofErr w:type="spellStart"/>
-            <w:r>
-              <w:rPr>
-                <w:rFonts w:ascii="Calibri" w:eastAsia="Times New Roman" w:hAnsi="Calibri" w:cs="Times New Roman"/>
-                <w:color w:val="000000"/>
-                <w:sz w:val="18"/>
-                <w:szCs w:val="18"/>
-              </w:rPr>
-              <w:t>Gaothan</w:t>
-            </w:r>
-            <w:proofErr w:type="spellEnd"/>
           </w:p>
         </w:tc>
         <w:tc>
@@ -1066,7 +951,6 @@
               <w:bottom w:val="single" w:sz="4" w:space="0" w:color="auto"/>
               <w:right w:val="single" w:sz="4" w:space="0" w:color="auto"/>
             </w:tcBorders>
-            <w:shd w:val="clear" w:color="auto" w:fill="auto"/>
             <w:hideMark/>
           </w:tcPr>
           <w:p>
@@ -1100,7 +984,6 @@
               <w:bottom w:val="single" w:sz="4" w:space="0" w:color="auto"/>
               <w:right w:val="single" w:sz="4" w:space="0" w:color="auto"/>
             </w:tcBorders>
-            <w:shd w:val="clear" w:color="auto" w:fill="auto"/>
             <w:hideMark/>
           </w:tcPr>
           <w:p>
@@ -1134,7 +1017,6 @@
               <w:bottom w:val="single" w:sz="4" w:space="0" w:color="auto"/>
               <w:right w:val="single" w:sz="4" w:space="0" w:color="auto"/>
             </w:tcBorders>
-            <w:shd w:val="clear" w:color="auto" w:fill="auto"/>
             <w:hideMark/>
           </w:tcPr>
           <w:p>
@@ -1185,7 +1067,6 @@
               <w:bottom w:val="single" w:sz="4" w:space="0" w:color="auto"/>
               <w:right w:val="single" w:sz="4" w:space="0" w:color="auto"/>
             </w:tcBorders>
-            <w:shd w:val="clear" w:color="auto" w:fill="auto"/>
             <w:hideMark/>
           </w:tcPr>
           <w:p>
@@ -1223,7 +1104,6 @@
               <w:bottom w:val="nil"/>
               <w:right w:val="nil"/>
             </w:tcBorders>
-            <w:shd w:val="clear" w:color="auto" w:fill="auto"/>
             <w:noWrap/>
             <w:vAlign w:val="bottom"/>
             <w:hideMark/>
@@ -1247,7 +1127,6 @@
               <w:bottom w:val="nil"/>
               <w:right w:val="nil"/>
             </w:tcBorders>
-            <w:shd w:val="clear" w:color="auto" w:fill="auto"/>
             <w:noWrap/>
             <w:vAlign w:val="bottom"/>
             <w:hideMark/>
@@ -1271,7 +1150,6 @@
               <w:bottom w:val="nil"/>
               <w:right w:val="nil"/>
             </w:tcBorders>
-            <w:shd w:val="clear" w:color="auto" w:fill="auto"/>
             <w:noWrap/>
             <w:vAlign w:val="bottom"/>
             <w:hideMark/>
@@ -1295,7 +1173,6 @@
               <w:bottom w:val="nil"/>
               <w:right w:val="nil"/>
             </w:tcBorders>
-            <w:shd w:val="clear" w:color="auto" w:fill="auto"/>
             <w:noWrap/>
             <w:vAlign w:val="bottom"/>
             <w:hideMark/>
@@ -1319,7 +1196,6 @@
               <w:bottom w:val="nil"/>
               <w:right w:val="nil"/>
             </w:tcBorders>
-            <w:shd w:val="clear" w:color="auto" w:fill="auto"/>
             <w:noWrap/>
             <w:vAlign w:val="bottom"/>
             <w:hideMark/>
@@ -1343,7 +1219,6 @@
               <w:bottom w:val="nil"/>
               <w:right w:val="nil"/>
             </w:tcBorders>
-            <w:shd w:val="clear" w:color="auto" w:fill="auto"/>
             <w:noWrap/>
             <w:vAlign w:val="bottom"/>
             <w:hideMark/>
@@ -1367,7 +1242,6 @@
               <w:bottom w:val="nil"/>
               <w:right w:val="nil"/>
             </w:tcBorders>
-            <w:shd w:val="clear" w:color="auto" w:fill="auto"/>
             <w:noWrap/>
             <w:vAlign w:val="bottom"/>
             <w:hideMark/>
@@ -1391,7 +1265,6 @@
               <w:bottom w:val="nil"/>
               <w:right w:val="nil"/>
             </w:tcBorders>
-            <w:shd w:val="clear" w:color="auto" w:fill="auto"/>
             <w:noWrap/>
             <w:vAlign w:val="bottom"/>
             <w:hideMark/>
@@ -1415,7 +1288,6 @@
               <w:bottom w:val="nil"/>
               <w:right w:val="nil"/>
             </w:tcBorders>
-            <w:shd w:val="clear" w:color="auto" w:fill="auto"/>
             <w:noWrap/>
             <w:vAlign w:val="bottom"/>
             <w:hideMark/>
@@ -1439,7 +1311,6 @@
               <w:bottom w:val="nil"/>
               <w:right w:val="nil"/>
             </w:tcBorders>
-            <w:shd w:val="clear" w:color="auto" w:fill="auto"/>
             <w:noWrap/>
             <w:vAlign w:val="bottom"/>
             <w:hideMark/>
@@ -1463,7 +1334,6 @@
               <w:bottom w:val="nil"/>
               <w:right w:val="nil"/>
             </w:tcBorders>
-            <w:shd w:val="clear" w:color="auto" w:fill="auto"/>
             <w:noWrap/>
             <w:vAlign w:val="bottom"/>
             <w:hideMark/>
@@ -1653,7 +1523,7 @@
           <w:lang w:bidi="mr-IN"/>
         </w:rPr>
         <w:drawing>
-          <wp:inline distT="0" distB="0" distL="0" distR="0">
+          <wp:inline distT="0" distB="0" distL="0" distR="0" wp14:anchorId="0CF2F78A" wp14:editId="600F11BE">
             <wp:extent cx="514350" cy="504825"/>
             <wp:effectExtent l="19050" t="0" r="0" b="0"/>
             <wp:docPr id="11" name="Picture 1" descr="BCB-SIGN.JPG"/>
@@ -1752,6 +1622,299 @@
     </w:p>
     <w:p>
       <w:pPr>
+        <w:spacing w:after="0" w:line="240" w:lineRule="auto"/>
+      </w:pPr>
+    </w:p>
+    <w:p>
+      <w:pPr>
+        <w:spacing w:after="0" w:line="240" w:lineRule="auto"/>
+      </w:pPr>
+    </w:p>
+    <w:p>
+      <w:pPr>
+        <w:spacing w:after="0"/>
+      </w:pPr>
+      <w:r>
+        <w:lastRenderedPageBreak/>
+        <w:t>To,</w:t>
+      </w:r>
+    </w:p>
+    <w:p>
+      <w:pPr>
+        <w:spacing w:after="0"/>
+      </w:pPr>
+      <w:r>
+        <w:t xml:space="preserve">The Secretary </w:t>
+      </w:r>
+    </w:p>
+    <w:p>
+      <w:pPr>
+        <w:spacing w:after="0" w:line="240" w:lineRule="auto"/>
+        <w:rPr>
+          <w:sz w:val="24"/>
+          <w:szCs w:val="24"/>
+        </w:rPr>
+      </w:pPr>
+      <w:r>
+        <w:rPr>
+          <w:sz w:val="24"/>
+          <w:szCs w:val="24"/>
+        </w:rPr>
+        <w:t xml:space="preserve">Shree Vallabh </w:t>
+      </w:r>
+      <w:r>
+        <w:rPr>
+          <w:sz w:val="24"/>
+          <w:szCs w:val="24"/>
+        </w:rPr>
+        <w:t xml:space="preserve">Op. </w:t>
+      </w:r>
+      <w:proofErr w:type="gramStart"/>
+      <w:r>
+        <w:rPr>
+          <w:sz w:val="24"/>
+          <w:szCs w:val="24"/>
+        </w:rPr>
+        <w:t>Housing  Society</w:t>
+      </w:r>
+      <w:proofErr w:type="gramEnd"/>
+      <w:r>
+        <w:rPr>
+          <w:sz w:val="24"/>
+          <w:szCs w:val="24"/>
+        </w:rPr>
+        <w:t xml:space="preserve"> Ltd.</w:t>
+      </w:r>
+    </w:p>
+    <w:p>
+      <w:pPr>
+        <w:spacing w:after="0" w:line="240" w:lineRule="auto"/>
+      </w:pPr>
+      <w:r>
+        <w:t>CTS No. 116 to 118, 125 To 130, Pushpa Park, Daftary Road</w:t>
+      </w:r>
+      <w:r>
+        <w:t xml:space="preserve">, </w:t>
+      </w:r>
+    </w:p>
+    <w:p>
+      <w:pPr>
+        <w:spacing w:after="0" w:line="240" w:lineRule="auto"/>
+      </w:pPr>
+      <w:r>
+        <w:t xml:space="preserve">Malad </w:t>
+      </w:r>
+      <w:r>
+        <w:t>- East, Mumbai - 400 0</w:t>
+      </w:r>
+      <w:r>
+        <w:t>97</w:t>
+      </w:r>
+    </w:p>
+    <w:p>
+      <w:pPr>
+        <w:spacing w:after="0" w:line="240" w:lineRule="auto"/>
+      </w:pPr>
+    </w:p>
+    <w:p>
+      <w:pPr>
+        <w:spacing w:before="300" w:after="300"/>
+      </w:pPr>
+      <w:r>
+        <w:rPr>
+          <w:b/>
+          <w:bCs/>
+        </w:rPr>
+        <w:t>Subject: No Objection Certificate for withdrawal from appointment as Statutory Auditor of the Society, and appointment of CA Rahul Shukla in my place</w:t>
+      </w:r>
+    </w:p>
+    <w:p>
+      <w:r>
+        <w:t>Respected Sir/Madam,</w:t>
+      </w:r>
+    </w:p>
+    <w:p>
+      <w:r>
+        <w:t xml:space="preserve">This has reference to my appointment as the Statutory Auditor of Shree Vallabh Yog Co-operative Housing Society Ltd. ("the Society") at the Annual General Meeting held on </w:t>
+      </w:r>
+      <w:r>
+        <w:t>28-Sep2025</w:t>
+      </w:r>
+      <w:r>
+        <w:t>.</w:t>
+      </w:r>
+    </w:p>
+    <w:p>
+      <w:r>
+        <w:t xml:space="preserve">I wish to bring to your kind notice that, as per the classification of the panel of auditors, I am </w:t>
+      </w:r>
+      <w:proofErr w:type="spellStart"/>
+      <w:r>
+        <w:t>empanelled</w:t>
+      </w:r>
+      <w:proofErr w:type="spellEnd"/>
+      <w:r>
+        <w:t xml:space="preserve"> under Category 'C'. Auditors under this category are eligible to conduct the statutory audit of societies having membership of up to 100 members only. Since the membership of the Society exceeds this limit, I regret that I am not eligible to undertake the statutory audit of the Society for the Financial Year </w:t>
+      </w:r>
+      <w:r>
+        <w:t>2025-2026</w:t>
+      </w:r>
+      <w:r>
+        <w:t>.</w:t>
+      </w:r>
+    </w:p>
+    <w:p>
+      <w:r>
+        <w:t>In view of the above, I hereby give my No Objection to the appointment of CA Rahul Shukla (</w:t>
+      </w:r>
+      <w:r>
+        <w:t xml:space="preserve">Panel </w:t>
+      </w:r>
+      <w:r>
+        <w:t>Membership No.</w:t>
+      </w:r>
+      <w:r>
+        <w:t>1013364</w:t>
+      </w:r>
+      <w:r>
+        <w:t xml:space="preserve">), who is duly </w:t>
+      </w:r>
+      <w:proofErr w:type="spellStart"/>
+      <w:r>
+        <w:t>empanelled</w:t>
+      </w:r>
+      <w:proofErr w:type="spellEnd"/>
+      <w:r>
+        <w:t xml:space="preserve"> and eligible in the appropriate category, as the Statutory Auditor of the Society in my place, for the Financial Year </w:t>
+      </w:r>
+      <w:r>
+        <w:t>2025-2026</w:t>
+      </w:r>
+      <w:r>
+        <w:t>.</w:t>
+      </w:r>
+    </w:p>
+    <w:p>
+      <w:r>
+        <w:t>I request the Managing Committee to take the necessary steps for the appointment of CA Rahul Shukla and to intimate the same to the Registrar of Co-operative Societies / Federation, as may be required under the applicable bye-laws and the Maharashtra Co-operative Societies Act, 1960.</w:t>
+      </w:r>
+    </w:p>
+    <w:p>
+      <w:pPr>
+        <w:spacing w:after="400"/>
+      </w:pPr>
+      <w:r>
+        <w:t>Thanking you.</w:t>
+      </w:r>
+    </w:p>
+    <w:p>
+      <w:pPr>
+        <w:spacing w:after="0"/>
+      </w:pPr>
+      <w:r>
+        <w:t>Yours faithfully</w:t>
+      </w:r>
+    </w:p>
+    <w:p>
+      <w:pPr>
+        <w:spacing w:after="0" w:line="240" w:lineRule="auto"/>
+      </w:pPr>
+      <w:r>
+        <w:rPr>
+          <w:noProof/>
+          <w:lang w:bidi="mr-IN"/>
+        </w:rPr>
+        <w:drawing>
+          <wp:inline distT="0" distB="0" distL="0" distR="0" wp14:anchorId="28E9888E" wp14:editId="75F1C8FD">
+            <wp:extent cx="575310" cy="586740"/>
+            <wp:effectExtent l="0" t="0" r="0" b="0"/>
+            <wp:docPr id="1978656498" name="Picture 1" descr="BCB-SIGN.JPG"/>
+            <wp:cNvGraphicFramePr/>
+            <a:graphic xmlns:a="http://schemas.openxmlformats.org/drawingml/2006/main">
+              <a:graphicData uri="http://schemas.openxmlformats.org/drawingml/2006/picture">
+                <pic:pic xmlns:pic="http://schemas.openxmlformats.org/drawingml/2006/picture">
+                  <pic:nvPicPr>
+                    <pic:cNvPr id="2" name="Picture 1" descr="BCB-SIGN.JPG"/>
+                    <pic:cNvPicPr/>
+                  </pic:nvPicPr>
+                  <pic:blipFill>
+                    <a:blip r:embed="rId6" cstate="print"/>
+                    <a:stretch>
+                      <a:fillRect/>
+                    </a:stretch>
+                  </pic:blipFill>
+                  <pic:spPr>
+                    <a:xfrm>
+                      <a:off x="0" y="0"/>
+                      <a:ext cx="575310" cy="586740"/>
+                    </a:xfrm>
+                    <a:prstGeom prst="rect">
+                      <a:avLst/>
+                    </a:prstGeom>
+                  </pic:spPr>
+                </pic:pic>
+              </a:graphicData>
+            </a:graphic>
+          </wp:inline>
+        </w:drawing>
+      </w:r>
+    </w:p>
+    <w:p>
+      <w:pPr>
+        <w:spacing w:after="0" w:line="240" w:lineRule="auto"/>
+      </w:pPr>
+      <w:r>
+        <w:t xml:space="preserve">B. C. </w:t>
+      </w:r>
+      <w:proofErr w:type="spellStart"/>
+      <w:r>
+        <w:t>Boridkar</w:t>
+      </w:r>
+      <w:proofErr w:type="spellEnd"/>
+    </w:p>
+    <w:p>
+      <w:pPr>
+        <w:spacing w:after="0" w:line="240" w:lineRule="auto"/>
+      </w:pPr>
+      <w:r>
+        <w:t>Govt. Certified Panel Auditor</w:t>
+      </w:r>
+    </w:p>
+    <w:p>
+      <w:pPr>
+        <w:spacing w:after="0" w:line="240" w:lineRule="auto"/>
+      </w:pPr>
+      <w:r>
+        <w:t>Panel No.C-1/1011404</w:t>
+      </w:r>
+    </w:p>
+    <w:p>
+      <w:pPr>
+        <w:spacing w:after="0" w:line="240" w:lineRule="auto"/>
+      </w:pPr>
+      <w:proofErr w:type="gramStart"/>
+      <w:r>
+        <w:t>Mumbai :</w:t>
+      </w:r>
+      <w:proofErr w:type="gramEnd"/>
+      <w:r>
+        <w:t>-  1</w:t>
+      </w:r>
+      <w:r>
+        <w:t>6</w:t>
+      </w:r>
+      <w:r>
+        <w:t>-</w:t>
+      </w:r>
+      <w:r>
+        <w:t>Aug</w:t>
+      </w:r>
+      <w:r>
+        <w:t>-2026</w:t>
+      </w:r>
+    </w:p>
+    <w:p>
+      <w:pPr>
         <w:spacing w:after="0"/>
         <w:jc w:val="right"/>
       </w:pPr>
@@ -1761,8 +1924,6 @@
         <w:spacing w:after="0"/>
         <w:jc w:val="right"/>
       </w:pPr>
-      <w:bookmarkStart w:id="0" w:name="_GoBack"/>
-      <w:bookmarkEnd w:id="0"/>
     </w:p>
     <w:sectPr>
       <w:headerReference w:type="default" r:id="rId7"/>
@@ -1776,7 +1937,7 @@
 </file>
 
 <file path=word/endnotes.xml><?xml version="1.0" encoding="utf-8"?>
-<w:endnotes xmlns:wpc="http://schemas.microsoft.com/office/word/2010/wordprocessingCanvas" xmlns:cx="http://schemas.microsoft.com/office/drawing/2014/chartex" xmlns:mc="http://schemas.openxmlformats.org/markup-compatibility/2006" xmlns:o="urn:schemas-microsoft-com:office:office" xmlns:r="http://schemas.openxmlformats.org/officeDocument/2006/relationships" xmlns:m="http://schemas.openxmlformats.org/officeDocument/2006/math" xmlns:v="urn:schemas-microsoft-com:vml" xmlns:wp14="http://schemas.microsoft.com/office/word/2010/wordprocessingDrawing" xmlns:wp="http://schemas.openxmlformats.org/drawingml/2006/wordprocessingDrawing" xmlns:w10="urn:schemas-microsoft-com:office:word" xmlns:w="http://schemas.openxmlformats.org/wordprocessingml/2006/main" xmlns:w14="http://schemas.microsoft.com/office/word/2010/wordml" xmlns:w15="http://schemas.microsoft.com/office/word/2012/wordml" xmlns:w16se="http://schemas.microsoft.com/office/word/2015/wordml/symex" xmlns:wpg="http://schemas.microsoft.com/office/word/2010/wordprocessingGroup" xmlns:wpi="http://schemas.microsoft.com/office/word/2010/wordprocessingInk" xmlns:wne="http://schemas.microsoft.com/office/word/2006/wordml" xmlns:wps="http://schemas.microsoft.com/office/word/2010/wordprocessingShape" mc:Ignorable="w14 w15 w16se wp14">
+<w:endnotes xmlns:wpc="http://schemas.microsoft.com/office/word/2010/wordprocessingCanvas" xmlns:cx="http://schemas.microsoft.com/office/drawing/2014/chartex" xmlns:cx1="http://schemas.microsoft.com/office/drawing/2015/9/8/chartex" xmlns:cx2="http://schemas.microsoft.com/office/drawing/2015/10/21/chartex" xmlns:cx3="http://schemas.microsoft.com/office/drawing/2016/5/9/chartex" xmlns:cx4="http://schemas.microsoft.com/office/drawing/2016/5/10/chartex" xmlns:cx5="http://schemas.microsoft.com/office/drawing/2016/5/11/chartex" xmlns:cx6="http://schemas.microsoft.com/office/drawing/2016/5/12/chartex" xmlns:cx7="http://schemas.microsoft.com/office/drawing/2016/5/13/chartex" xmlns:cx8="http://schemas.microsoft.com/office/drawing/2016/5/14/chartex" xmlns:mc="http://schemas.openxmlformats.org/markup-compatibility/2006" xmlns:aink="http://schemas.microsoft.com/office/drawing/2016/ink" xmlns:am3d="http://schemas.microsoft.com/office/drawing/2017/model3d" xmlns:o="urn:schemas-microsoft-com:office:office" xmlns:oel="http://schemas.microsoft.com/office/2019/extlst" xmlns:r="http://schemas.openxmlformats.org/officeDocument/2006/relationships" xmlns:m="http://schemas.openxmlformats.org/officeDocument/2006/math" xmlns:v="urn:schemas-microsoft-com:vml" xmlns:wp14="http://schemas.microsoft.com/office/word/2010/wordprocessingDrawing" xmlns:wp="http://schemas.openxmlformats.org/drawingml/2006/wordprocessingDrawing" xmlns:w10="urn:schemas-microsoft-com:office:word" xmlns:w="http://schemas.openxmlformats.org/wordprocessingml/2006/main" xmlns:w14="http://schemas.microsoft.com/office/word/2010/wordml" xmlns:w15="http://schemas.microsoft.com/office/word/2012/wordml" xmlns:w16cex="http://schemas.microsoft.com/office/word/2018/wordml/cex" xmlns:w16cid="http://schemas.microsoft.com/office/word/2016/wordml/cid" xmlns:w16="http://schemas.microsoft.com/office/word/2018/wordml" xmlns:w16du="http://schemas.microsoft.com/office/word/2023/wordml/word16du" xmlns:w16sdtdh="http://schemas.microsoft.com/office/word/2020/wordml/sdtdatahash" xmlns:w16sdtfl="http://schemas.microsoft.com/office/word/2024/wordml/sdtformatlock" xmlns:w16se="http://schemas.microsoft.com/office/word/2015/wordml/symex" xmlns:wpg="http://schemas.microsoft.com/office/word/2010/wordprocessingGroup" xmlns:wpi="http://schemas.microsoft.com/office/word/2010/wordprocessingInk" xmlns:wne="http://schemas.microsoft.com/office/word/2006/wordml" xmlns:wps="http://schemas.microsoft.com/office/word/2010/wordprocessingShape" mc:Ignorable="w14 w15 w16se w16cid w16 w16cex w16sdtdh w16sdtfl w16du wp14">
   <w:endnote w:type="separator" w:id="-1">
     <w:p>
       <w:pPr>
@@ -1801,7 +1962,7 @@
 </file>
 
 <file path=word/footnotes.xml><?xml version="1.0" encoding="utf-8"?>
-<w:footnotes xmlns:wpc="http://schemas.microsoft.com/office/word/2010/wordprocessingCanvas" xmlns:cx="http://schemas.microsoft.com/office/drawing/2014/chartex" xmlns:mc="http://schemas.openxmlformats.org/markup-compatibility/2006" xmlns:o="urn:schemas-microsoft-com:office:office" xmlns:r="http://schemas.openxmlformats.org/officeDocument/2006/relationships" xmlns:m="http://schemas.openxmlformats.org/officeDocument/2006/math" xmlns:v="urn:schemas-microsoft-com:vml" xmlns:wp14="http://schemas.microsoft.com/office/word/2010/wordprocessingDrawing" xmlns:wp="http://schemas.openxmlformats.org/drawingml/2006/wordprocessingDrawing" xmlns:w10="urn:schemas-microsoft-com:office:word" xmlns:w="http://schemas.openxmlformats.org/wordprocessingml/2006/main" xmlns:w14="http://schemas.microsoft.com/office/word/2010/wordml" xmlns:w15="http://schemas.microsoft.com/office/word/2012/wordml" xmlns:w16se="http://schemas.microsoft.com/office/word/2015/wordml/symex" xmlns:wpg="http://schemas.microsoft.com/office/word/2010/wordprocessingGroup" xmlns:wpi="http://schemas.microsoft.com/office/word/2010/wordprocessingInk" xmlns:wne="http://schemas.microsoft.com/office/word/2006/wordml" xmlns:wps="http://schemas.microsoft.com/office/word/2010/wordprocessingShape" mc:Ignorable="w14 w15 w16se wp14">
+<w:footnotes xmlns:wpc="http://schemas.microsoft.com/office/word/2010/wordprocessingCanvas" xmlns:cx="http://schemas.microsoft.com/office/drawing/2014/chartex" xmlns:cx1="http://schemas.microsoft.com/office/drawing/2015/9/8/chartex" xmlns:cx2="http://schemas.microsoft.com/office/drawing/2015/10/21/chartex" xmlns:cx3="http://schemas.microsoft.com/office/drawing/2016/5/9/chartex" xmlns:cx4="http://schemas.microsoft.com/office/drawing/2016/5/10/chartex" xmlns:cx5="http://schemas.microsoft.com/office/drawing/2016/5/11/chartex" xmlns:cx6="http://schemas.microsoft.com/office/drawing/2016/5/12/chartex" xmlns:cx7="http://schemas.microsoft.com/office/drawing/2016/5/13/chartex" xmlns:cx8="http://schemas.microsoft.com/office/drawing/2016/5/14/chartex" xmlns:mc="http://schemas.openxmlformats.org/markup-compatibility/2006" xmlns:aink="http://schemas.microsoft.com/office/drawing/2016/ink" xmlns:am3d="http://schemas.microsoft.com/office/drawing/2017/model3d" xmlns:o="urn:schemas-microsoft-com:office:office" xmlns:oel="http://schemas.microsoft.com/office/2019/extlst" xmlns:r="http://schemas.openxmlformats.org/officeDocument/2006/relationships" xmlns:m="http://schemas.openxmlformats.org/officeDocument/2006/math" xmlns:v="urn:schemas-microsoft-com:vml" xmlns:wp14="http://schemas.microsoft.com/office/word/2010/wordprocessingDrawing" xmlns:wp="http://schemas.openxmlformats.org/drawingml/2006/wordprocessingDrawing" xmlns:w10="urn:schemas-microsoft-com:office:word" xmlns:w="http://schemas.openxmlformats.org/wordprocessingml/2006/main" xmlns:w14="http://schemas.microsoft.com/office/word/2010/wordml" xmlns:w15="http://schemas.microsoft.com/office/word/2012/wordml" xmlns:w16cex="http://schemas.microsoft.com/office/word/2018/wordml/cex" xmlns:w16cid="http://schemas.microsoft.com/office/word/2016/wordml/cid" xmlns:w16="http://schemas.microsoft.com/office/word/2018/wordml" xmlns:w16du="http://schemas.microsoft.com/office/word/2023/wordml/word16du" xmlns:w16sdtdh="http://schemas.microsoft.com/office/word/2020/wordml/sdtdatahash" xmlns:w16sdtfl="http://schemas.microsoft.com/office/word/2024/wordml/sdtformatlock" xmlns:w16se="http://schemas.microsoft.com/office/word/2015/wordml/symex" xmlns:wpg="http://schemas.microsoft.com/office/word/2010/wordprocessingGroup" xmlns:wpi="http://schemas.microsoft.com/office/word/2010/wordprocessingInk" xmlns:wne="http://schemas.microsoft.com/office/word/2006/wordml" xmlns:wps="http://schemas.microsoft.com/office/word/2010/wordprocessingShape" mc:Ignorable="w14 w15 w16se w16cid w16 w16cex w16sdtdh w16sdtfl w16du wp14">
   <w:footnote w:type="separator" w:id="-1">
     <w:p>
       <w:pPr>
@@ -1826,7 +1987,7 @@
 </file>
 
 <file path=word/header1.xml><?xml version="1.0" encoding="utf-8"?>
-<w:hdr xmlns:wpc="http://schemas.microsoft.com/office/word/2010/wordprocessingCanvas" xmlns:cx="http://schemas.microsoft.com/office/drawing/2014/chartex" xmlns:mc="http://schemas.openxmlformats.org/markup-compatibility/2006" xmlns:o="urn:schemas-microsoft-com:office:office" xmlns:r="http://schemas.openxmlformats.org/officeDocument/2006/relationships" xmlns:m="http://schemas.openxmlformats.org/officeDocument/2006/math" xmlns:v="urn:schemas-microsoft-com:vml" xmlns:wp14="http://schemas.microsoft.com/office/word/2010/wordprocessingDrawing" xmlns:wp="http://schemas.openxmlformats.org/drawingml/2006/wordprocessingDrawing" xmlns:w10="urn:schemas-microsoft-com:office:word" xmlns:w="http://schemas.openxmlformats.org/wordprocessingml/2006/main" xmlns:w14="http://schemas.microsoft.com/office/word/2010/wordml" xmlns:w15="http://schemas.microsoft.com/office/word/2012/wordml" xmlns:w16se="http://schemas.microsoft.com/office/word/2015/wordml/symex" xmlns:wpg="http://schemas.microsoft.com/office/word/2010/wordprocessingGroup" xmlns:wpi="http://schemas.microsoft.com/office/word/2010/wordprocessingInk" xmlns:wne="http://schemas.microsoft.com/office/word/2006/wordml" xmlns:wps="http://schemas.microsoft.com/office/word/2010/wordprocessingShape" mc:Ignorable="w14 w15 w16se wp14">
+<w:hdr xmlns:wpc="http://schemas.microsoft.com/office/word/2010/wordprocessingCanvas" xmlns:cx="http://schemas.microsoft.com/office/drawing/2014/chartex" xmlns:cx1="http://schemas.microsoft.com/office/drawing/2015/9/8/chartex" xmlns:cx2="http://schemas.microsoft.com/office/drawing/2015/10/21/chartex" xmlns:cx3="http://schemas.microsoft.com/office/drawing/2016/5/9/chartex" xmlns:cx4="http://schemas.microsoft.com/office/drawing/2016/5/10/chartex" xmlns:cx5="http://schemas.microsoft.com/office/drawing/2016/5/11/chartex" xmlns:cx6="http://schemas.microsoft.com/office/drawing/2016/5/12/chartex" xmlns:cx7="http://schemas.microsoft.com/office/drawing/2016/5/13/chartex" xmlns:cx8="http://schemas.microsoft.com/office/drawing/2016/5/14/chartex" xmlns:mc="http://schemas.openxmlformats.org/markup-compatibility/2006" xmlns:aink="http://schemas.microsoft.com/office/drawing/2016/ink" xmlns:am3d="http://schemas.microsoft.com/office/drawing/2017/model3d" xmlns:o="urn:schemas-microsoft-com:office:office" xmlns:oel="http://schemas.microsoft.com/office/2019/extlst" xmlns:r="http://schemas.openxmlformats.org/officeDocument/2006/relationships" xmlns:m="http://schemas.openxmlformats.org/officeDocument/2006/math" xmlns:v="urn:schemas-microsoft-com:vml" xmlns:wp14="http://schemas.microsoft.com/office/word/2010/wordprocessingDrawing" xmlns:wp="http://schemas.openxmlformats.org/drawingml/2006/wordprocessingDrawing" xmlns:w10="urn:schemas-microsoft-com:office:word" xmlns:w="http://schemas.openxmlformats.org/wordprocessingml/2006/main" xmlns:w14="http://schemas.microsoft.com/office/word/2010/wordml" xmlns:w15="http://schemas.microsoft.com/office/word/2012/wordml" xmlns:w16cex="http://schemas.microsoft.com/office/word/2018/wordml/cex" xmlns:w16cid="http://schemas.microsoft.com/office/word/2016/wordml/cid" xmlns:w16="http://schemas.microsoft.com/office/word/2018/wordml" xmlns:w16du="http://schemas.microsoft.com/office/word/2023/wordml/word16du" xmlns:w16sdtdh="http://schemas.microsoft.com/office/word/2020/wordml/sdtdatahash" xmlns:w16sdtfl="http://schemas.microsoft.com/office/word/2024/wordml/sdtformatlock" xmlns:w16se="http://schemas.microsoft.com/office/word/2015/wordml/symex" xmlns:wpg="http://schemas.microsoft.com/office/word/2010/wordprocessingGroup" xmlns:wpi="http://schemas.microsoft.com/office/word/2010/wordprocessingInk" xmlns:wne="http://schemas.microsoft.com/office/word/2006/wordml" xmlns:wps="http://schemas.microsoft.com/office/word/2010/wordprocessingShape" mc:Ignorable="w14 w15 w16se w16cid w16 w16cex w16sdtdh w16sdtfl w16du wp14">
   <w:p>
     <w:pPr>
       <w:spacing w:after="0" w:line="240" w:lineRule="auto"/>
@@ -1877,23 +2038,7 @@
     </w:r>
     <w:proofErr w:type="spellEnd"/>
     <w:r>
-      <w:t xml:space="preserve"> House, </w:t>
-    </w:r>
-    <w:proofErr w:type="spellStart"/>
-    <w:r>
-      <w:t>Pandurang</w:t>
-    </w:r>
-    <w:proofErr w:type="spellEnd"/>
-    <w:r>
-      <w:t xml:space="preserve"> </w:t>
-    </w:r>
-    <w:proofErr w:type="spellStart"/>
-    <w:r>
-      <w:t>Bhoir</w:t>
-    </w:r>
-    <w:proofErr w:type="spellEnd"/>
-    <w:r>
-      <w:t xml:space="preserve"> Road</w:t>
+      <w:t xml:space="preserve"> House, Pandurang Bhoir Road</w:t>
     </w:r>
     <w:r>
       <w:t>,</w:t>
@@ -1901,21 +2046,11 @@
     <w:r>
       <w:t xml:space="preserve"> </w:t>
     </w:r>
-    <w:proofErr w:type="spellStart"/>
     <w:r>
-      <w:t>Gaothan</w:t>
+      <w:t xml:space="preserve">Gaothan, </w:t>
     </w:r>
-    <w:proofErr w:type="spellEnd"/>
     <w:r>
-      <w:t xml:space="preserve">, </w:t>
-    </w:r>
-    <w:proofErr w:type="spellStart"/>
-    <w:r>
-      <w:t>Dahisar</w:t>
-    </w:r>
-    <w:proofErr w:type="spellEnd"/>
-    <w:r>
-      <w:t xml:space="preserve"> – </w:t>
+      <w:t xml:space="preserve">Dahisar – </w:t>
     </w:r>
     <w:r>
       <w:t>W</w:t>
@@ -1949,7 +2084,7 @@
 </file>
 
 <file path=word/styles.xml><?xml version="1.0" encoding="utf-8"?>
-<w:styles xmlns:mc="http://schemas.openxmlformats.org/markup-compatibility/2006" xmlns:r="http://schemas.openxmlformats.org/officeDocument/2006/relationships" xmlns:w="http://schemas.openxmlformats.org/wordprocessingml/2006/main" xmlns:w14="http://schemas.microsoft.com/office/word/2010/wordml" xmlns:w15="http://schemas.microsoft.com/office/word/2012/wordml" xmlns:w16se="http://schemas.microsoft.com/office/word/2015/wordml/symex" mc:Ignorable="w14 w15 w16se">
+<w:styles xmlns:mc="http://schemas.openxmlformats.org/markup-compatibility/2006" xmlns:r="http://schemas.openxmlformats.org/officeDocument/2006/relationships" xmlns:w="http://schemas.openxmlformats.org/wordprocessingml/2006/main" xmlns:w14="http://schemas.microsoft.com/office/word/2010/wordml" xmlns:w15="http://schemas.microsoft.com/office/word/2012/wordml" xmlns:w16cex="http://schemas.microsoft.com/office/word/2018/wordml/cex" xmlns:w16cid="http://schemas.microsoft.com/office/word/2016/wordml/cid" xmlns:w16="http://schemas.microsoft.com/office/word/2018/wordml" xmlns:w16du="http://schemas.microsoft.com/office/word/2023/wordml/word16du" xmlns:w16sdtdh="http://schemas.microsoft.com/office/word/2020/wordml/sdtdatahash" xmlns:w16sdtfl="http://schemas.microsoft.com/office/word/2024/wordml/sdtformatlock" xmlns:w16se="http://schemas.microsoft.com/office/word/2015/wordml/symex" mc:Ignorable="w14 w15 w16se w16cid w16 w16cex w16sdtdh w16sdtfl w16du">
   <w:docDefaults>
     <w:rPrDefault>
       <w:rPr>
@@ -1965,7 +2100,7 @@
       </w:pPr>
     </w:pPrDefault>
   </w:docDefaults>
-  <w:latentStyles w:defLockedState="0" w:defUIPriority="99" w:defSemiHidden="0" w:defUnhideWhenUsed="0" w:defQFormat="0" w:count="371">
+  <w:latentStyles w:defLockedState="0" w:defUIPriority="99" w:defSemiHidden="0" w:defUnhideWhenUsed="0" w:defQFormat="0" w:count="376">
     <w:lsdException w:name="Normal" w:uiPriority="0" w:qFormat="1"/>
     <w:lsdException w:name="heading 1" w:uiPriority="9" w:qFormat="1"/>
     <w:lsdException w:name="heading 2" w:semiHidden="1" w:uiPriority="9" w:unhideWhenUsed="1" w:qFormat="1"/>
@@ -2337,6 +2472,11 @@
     <w:lsdException w:name="List Table 5 Dark Accent 6" w:uiPriority="50"/>
     <w:lsdException w:name="List Table 6 Colorful Accent 6" w:uiPriority="51"/>
     <w:lsdException w:name="List Table 7 Colorful Accent 6" w:uiPriority="52"/>
+    <w:lsdException w:name="Mention" w:semiHidden="1" w:unhideWhenUsed="1"/>
+    <w:lsdException w:name="Smart Hyperlink" w:semiHidden="1" w:unhideWhenUsed="1"/>
+    <w:lsdException w:name="Hashtag" w:semiHidden="1" w:unhideWhenUsed="1"/>
+    <w:lsdException w:name="Unresolved Mention" w:semiHidden="1" w:unhideWhenUsed="1"/>
+    <w:lsdException w:name="Smart Link" w:semiHidden="1" w:unhideWhenUsed="1"/>
   </w:latentStyles>
   <w:style w:type="paragraph" w:default="1" w:styleId="Normal">
     <w:name w:val="Normal"/>
